--- a/02-Planning-and-Control/Proposal/Planning-Documents/Current/16. Issue Log v3.1.docx
+++ b/02-Planning-and-Control/Proposal/Planning-Documents/Current/16. Issue Log v3.1.docx
@@ -137,16 +137,16 @@
         <w:tblLook w:val="04A0" w:firstRow="1" w:lastRow="0" w:firstColumn="1" w:lastColumn="0" w:noHBand="0" w:noVBand="1"/>
       </w:tblPr>
       <w:tblGrid>
-        <w:gridCol w:w="722"/>
-        <w:gridCol w:w="1989"/>
+        <w:gridCol w:w="780"/>
+        <w:gridCol w:w="1931"/>
         <w:gridCol w:w="3238"/>
         <w:gridCol w:w="1260"/>
         <w:gridCol w:w="1036"/>
         <w:gridCol w:w="1171"/>
         <w:gridCol w:w="973"/>
-        <w:gridCol w:w="1275"/>
-        <w:gridCol w:w="871"/>
-        <w:gridCol w:w="2519"/>
+        <w:gridCol w:w="1140"/>
+        <w:gridCol w:w="1065"/>
+        <w:gridCol w:w="2460"/>
       </w:tblGrid>
       <w:tr>
         <w:trPr>
@@ -154,7 +154,7 @@
         </w:trPr>
         <w:tc>
           <w:tcPr>
-            <w:tcW w:w="722" w:type="dxa"/>
+            <w:tcW w:w="780" w:type="dxa"/>
           </w:tcPr>
           <w:p>
             <w:pPr>
@@ -176,7 +176,7 @@
         </w:tc>
         <w:tc>
           <w:tcPr>
-            <w:tcW w:w="1989" w:type="dxa"/>
+            <w:tcW w:w="1931" w:type="dxa"/>
           </w:tcPr>
           <w:p>
             <w:pPr>
@@ -308,7 +308,7 @@
         </w:tc>
         <w:tc>
           <w:tcPr>
-            <w:tcW w:w="1275" w:type="dxa"/>
+            <w:tcW w:w="1140" w:type="dxa"/>
           </w:tcPr>
           <w:p>
             <w:pPr>
@@ -330,7 +330,7 @@
         </w:tc>
         <w:tc>
           <w:tcPr>
-            <w:tcW w:w="871" w:type="dxa"/>
+            <w:tcW w:w="1065" w:type="dxa"/>
           </w:tcPr>
           <w:p>
             <w:pPr>
@@ -352,7 +352,7 @@
         </w:tc>
         <w:tc>
           <w:tcPr>
-            <w:tcW w:w="2519" w:type="dxa"/>
+            <w:tcW w:w="2460" w:type="dxa"/>
           </w:tcPr>
           <w:p>
             <w:pPr>
@@ -379,7 +379,7 @@
         </w:trPr>
         <w:tc>
           <w:tcPr>
-            <w:tcW w:w="722" w:type="dxa"/>
+            <w:tcW w:w="780" w:type="dxa"/>
           </w:tcPr>
           <w:p>
             <w:pPr>
@@ -400,7 +400,7 @@
         </w:tc>
         <w:tc>
           <w:tcPr>
-            <w:tcW w:w="1989" w:type="dxa"/>
+            <w:tcW w:w="1931" w:type="dxa"/>
             <w:vAlign w:val="center"/>
           </w:tcPr>
           <w:p>
@@ -538,7 +538,7 @@
         </w:tc>
         <w:tc>
           <w:tcPr>
-            <w:tcW w:w="1275" w:type="dxa"/>
+            <w:tcW w:w="1140" w:type="dxa"/>
             <w:vAlign w:val="center"/>
           </w:tcPr>
           <w:p>
@@ -559,7 +559,7 @@
         </w:tc>
         <w:tc>
           <w:tcPr>
-            <w:tcW w:w="871" w:type="dxa"/>
+            <w:tcW w:w="1065" w:type="dxa"/>
             <w:vAlign w:val="center"/>
           </w:tcPr>
           <w:p>
@@ -576,7 +576,7 @@
         </w:tc>
         <w:tc>
           <w:tcPr>
-            <w:tcW w:w="2519" w:type="dxa"/>
+            <w:tcW w:w="2460" w:type="dxa"/>
             <w:vAlign w:val="center"/>
           </w:tcPr>
           <w:p>
@@ -609,7 +609,7 @@
         </w:trPr>
         <w:tc>
           <w:tcPr>
-            <w:tcW w:w="722" w:type="dxa"/>
+            <w:tcW w:w="780" w:type="dxa"/>
           </w:tcPr>
           <w:p>
             <w:pPr>
@@ -630,7 +630,7 @@
         </w:tc>
         <w:tc>
           <w:tcPr>
-            <w:tcW w:w="1989" w:type="dxa"/>
+            <w:tcW w:w="1931" w:type="dxa"/>
             <w:vAlign w:val="center"/>
           </w:tcPr>
           <w:p>
@@ -694,13 +694,11 @@
             <w:pPr>
               <w:rPr>
                 <w:rFonts w:ascii="Calibri" w:hAnsi="Calibri" w:cs="Calibri"/>
-                <w:szCs w:val="24"/>
-              </w:rPr>
-            </w:pPr>
-            <w:r>
-              <w:rPr>
-                <w:rFonts w:ascii="Calibri" w:hAnsi="Calibri" w:cs="Calibri"/>
-                <w:szCs w:val="24"/>
+              </w:rPr>
+            </w:pPr>
+            <w:r>
+              <w:rPr>
+                <w:rFonts w:ascii="Calibri" w:hAnsi="Calibri" w:cs="Calibri"/>
               </w:rPr>
               <w:t>If the source code can’t be fixed, another tool will have to be chosen for testing, despite the client’s request.</w:t>
             </w:r>
@@ -792,7 +790,7 @@
         </w:tc>
         <w:tc>
           <w:tcPr>
-            <w:tcW w:w="1275" w:type="dxa"/>
+            <w:tcW w:w="1140" w:type="dxa"/>
             <w:vAlign w:val="center"/>
           </w:tcPr>
           <w:p>
@@ -813,7 +811,7 @@
         </w:tc>
         <w:tc>
           <w:tcPr>
-            <w:tcW w:w="871" w:type="dxa"/>
+            <w:tcW w:w="1065" w:type="dxa"/>
             <w:vAlign w:val="center"/>
           </w:tcPr>
           <w:p>
@@ -832,7 +830,7 @@
         </w:tc>
         <w:tc>
           <w:tcPr>
-            <w:tcW w:w="2519" w:type="dxa"/>
+            <w:tcW w:w="2460" w:type="dxa"/>
             <w:vAlign w:val="center"/>
           </w:tcPr>
           <w:p>
@@ -888,7 +886,7 @@
         </w:trPr>
         <w:tc>
           <w:tcPr>
-            <w:tcW w:w="722" w:type="dxa"/>
+            <w:tcW w:w="780" w:type="dxa"/>
           </w:tcPr>
           <w:p>
             <w:pPr>
@@ -909,7 +907,7 @@
         </w:tc>
         <w:tc>
           <w:tcPr>
-            <w:tcW w:w="1989" w:type="dxa"/>
+            <w:tcW w:w="1931" w:type="dxa"/>
             <w:vAlign w:val="center"/>
           </w:tcPr>
           <w:p>
@@ -1041,7 +1039,7 @@
         </w:tc>
         <w:tc>
           <w:tcPr>
-            <w:tcW w:w="1275" w:type="dxa"/>
+            <w:tcW w:w="1140" w:type="dxa"/>
             <w:vAlign w:val="center"/>
           </w:tcPr>
           <w:p>
@@ -1067,7 +1065,7 @@
         </w:tc>
         <w:tc>
           <w:tcPr>
-            <w:tcW w:w="871" w:type="dxa"/>
+            <w:tcW w:w="1065" w:type="dxa"/>
             <w:vAlign w:val="center"/>
           </w:tcPr>
           <w:p>
@@ -1086,7 +1084,7 @@
         </w:tc>
         <w:tc>
           <w:tcPr>
-            <w:tcW w:w="2519" w:type="dxa"/>
+            <w:tcW w:w="2460" w:type="dxa"/>
             <w:vAlign w:val="center"/>
           </w:tcPr>
           <w:p>
@@ -1116,7 +1114,7 @@
         </w:trPr>
         <w:tc>
           <w:tcPr>
-            <w:tcW w:w="722" w:type="dxa"/>
+            <w:tcW w:w="780" w:type="dxa"/>
           </w:tcPr>
           <w:p>
             <w:pPr>
@@ -1132,7 +1130,7 @@
         </w:tc>
         <w:tc>
           <w:tcPr>
-            <w:tcW w:w="1989" w:type="dxa"/>
+            <w:tcW w:w="1931" w:type="dxa"/>
           </w:tcPr>
           <w:p>
             <w:pPr>
@@ -1299,7 +1297,7 @@
         </w:tc>
         <w:tc>
           <w:tcPr>
-            <w:tcW w:w="1275" w:type="dxa"/>
+            <w:tcW w:w="1140" w:type="dxa"/>
           </w:tcPr>
           <w:p>
             <w:pPr>
@@ -1324,7 +1322,7 @@
         </w:tc>
         <w:tc>
           <w:tcPr>
-            <w:tcW w:w="871" w:type="dxa"/>
+            <w:tcW w:w="1065" w:type="dxa"/>
           </w:tcPr>
           <w:p>
             <w:pPr>
@@ -1347,7 +1345,7 @@
         </w:tc>
         <w:tc>
           <w:tcPr>
-            <w:tcW w:w="2519" w:type="dxa"/>
+            <w:tcW w:w="2460" w:type="dxa"/>
           </w:tcPr>
           <w:p>
             <w:pPr>
@@ -1376,7 +1374,7 @@
         </w:trPr>
         <w:tc>
           <w:tcPr>
-            <w:tcW w:w="722" w:type="dxa"/>
+            <w:tcW w:w="780" w:type="dxa"/>
           </w:tcPr>
           <w:p>
             <w:pPr>
@@ -1394,7 +1392,7 @@
         </w:tc>
         <w:tc>
           <w:tcPr>
-            <w:tcW w:w="1989" w:type="dxa"/>
+            <w:tcW w:w="1931" w:type="dxa"/>
           </w:tcPr>
           <w:p>
             <w:pPr>
@@ -1511,7 +1509,7 @@
         </w:tc>
         <w:tc>
           <w:tcPr>
-            <w:tcW w:w="1275" w:type="dxa"/>
+            <w:tcW w:w="1140" w:type="dxa"/>
           </w:tcPr>
           <w:p>
             <w:pPr>
@@ -1529,7 +1527,7 @@
         </w:tc>
         <w:tc>
           <w:tcPr>
-            <w:tcW w:w="871" w:type="dxa"/>
+            <w:tcW w:w="1065" w:type="dxa"/>
           </w:tcPr>
           <w:p>
             <w:pPr>
@@ -1547,7 +1545,7 @@
         </w:tc>
         <w:tc>
           <w:tcPr>
-            <w:tcW w:w="2519" w:type="dxa"/>
+            <w:tcW w:w="2460" w:type="dxa"/>
           </w:tcPr>
           <w:p>
             <w:pPr>
@@ -1591,26 +1589,25 @@
         </w:trPr>
         <w:tc>
           <w:tcPr>
-            <w:tcW w:w="722" w:type="dxa"/>
-          </w:tcPr>
-          <w:p>
-            <w:pPr>
-              <w:rPr>
-                <w:rFonts w:ascii="Calibri" w:hAnsi="Calibri" w:cs="Myanmar Text"/>
-              </w:rPr>
-            </w:pPr>
-            <w:r>
-              <w:rPr>
-                <w:rFonts w:ascii="Calibri" w:hAnsi="Calibri" w:cs="Myanmar Text"/>
-              </w:rPr>
-              <w:lastRenderedPageBreak/>
+            <w:tcW w:w="780" w:type="dxa"/>
+          </w:tcPr>
+          <w:p>
+            <w:pPr>
+              <w:rPr>
+                <w:rFonts w:ascii="Calibri" w:hAnsi="Calibri" w:cs="Myanmar Text"/>
+              </w:rPr>
+            </w:pPr>
+            <w:r>
+              <w:rPr>
+                <w:rFonts w:ascii="Calibri" w:hAnsi="Calibri" w:cs="Myanmar Text"/>
+              </w:rPr>
               <w:t>06</w:t>
             </w:r>
           </w:p>
         </w:tc>
         <w:tc>
           <w:tcPr>
-            <w:tcW w:w="1989" w:type="dxa"/>
+            <w:tcW w:w="1931" w:type="dxa"/>
           </w:tcPr>
           <w:p>
             <w:pPr>
@@ -1755,7 +1752,7 @@
         </w:tc>
         <w:tc>
           <w:tcPr>
-            <w:tcW w:w="1275" w:type="dxa"/>
+            <w:tcW w:w="1140" w:type="dxa"/>
           </w:tcPr>
           <w:p>
             <w:pPr>
@@ -1775,7 +1772,7 @@
         </w:tc>
         <w:tc>
           <w:tcPr>
-            <w:tcW w:w="871" w:type="dxa"/>
+            <w:tcW w:w="1065" w:type="dxa"/>
           </w:tcPr>
           <w:p>
             <w:pPr>
@@ -1795,7 +1792,7 @@
         </w:tc>
         <w:tc>
           <w:tcPr>
-            <w:tcW w:w="2519" w:type="dxa"/>
+            <w:tcW w:w="2460" w:type="dxa"/>
           </w:tcPr>
           <w:p>
             <w:pPr>
@@ -1883,7 +1880,7 @@
         </w:trPr>
         <w:tc>
           <w:tcPr>
-            <w:tcW w:w="722" w:type="dxa"/>
+            <w:tcW w:w="780" w:type="dxa"/>
           </w:tcPr>
           <w:p>
             <w:pPr>
@@ -1901,7 +1898,7 @@
         </w:tc>
         <w:tc>
           <w:tcPr>
-            <w:tcW w:w="1989" w:type="dxa"/>
+            <w:tcW w:w="1931" w:type="dxa"/>
           </w:tcPr>
           <w:p>
             <w:pPr>
@@ -2031,7 +2028,7 @@
         </w:tc>
         <w:tc>
           <w:tcPr>
-            <w:tcW w:w="1275" w:type="dxa"/>
+            <w:tcW w:w="1140" w:type="dxa"/>
           </w:tcPr>
           <w:p>
             <w:pPr>
@@ -2051,7 +2048,7 @@
         </w:tc>
         <w:tc>
           <w:tcPr>
-            <w:tcW w:w="871" w:type="dxa"/>
+            <w:tcW w:w="1065" w:type="dxa"/>
           </w:tcPr>
           <w:p>
             <w:pPr>
@@ -2071,7 +2068,7 @@
         </w:tc>
         <w:tc>
           <w:tcPr>
-            <w:tcW w:w="2519" w:type="dxa"/>
+            <w:tcW w:w="2460" w:type="dxa"/>
           </w:tcPr>
           <w:p>
             <w:pPr>
@@ -2103,7 +2100,7 @@
         </w:trPr>
         <w:tc>
           <w:tcPr>
-            <w:tcW w:w="722" w:type="dxa"/>
+            <w:tcW w:w="780" w:type="dxa"/>
           </w:tcPr>
           <w:p>
             <w:pPr>
@@ -2130,7 +2127,7 @@
         </w:tc>
         <w:tc>
           <w:tcPr>
-            <w:tcW w:w="1989" w:type="dxa"/>
+            <w:tcW w:w="1931" w:type="dxa"/>
           </w:tcPr>
           <w:p>
             <w:pPr>
@@ -2257,7 +2254,7 @@
         </w:tc>
         <w:tc>
           <w:tcPr>
-            <w:tcW w:w="1275" w:type="dxa"/>
+            <w:tcW w:w="1140" w:type="dxa"/>
           </w:tcPr>
           <w:p>
             <w:pPr>
@@ -2277,7 +2274,7 @@
         </w:tc>
         <w:tc>
           <w:tcPr>
-            <w:tcW w:w="871" w:type="dxa"/>
+            <w:tcW w:w="1065" w:type="dxa"/>
           </w:tcPr>
           <w:p>
             <w:pPr>
@@ -2297,7 +2294,7 @@
         </w:tc>
         <w:tc>
           <w:tcPr>
-            <w:tcW w:w="2519" w:type="dxa"/>
+            <w:tcW w:w="2460" w:type="dxa"/>
           </w:tcPr>
           <w:p>
             <w:pPr>
@@ -2322,7 +2319,7 @@
         </w:trPr>
         <w:tc>
           <w:tcPr>
-            <w:tcW w:w="722" w:type="dxa"/>
+            <w:tcW w:w="780" w:type="dxa"/>
           </w:tcPr>
           <w:p>
             <w:pPr>
@@ -2349,7 +2346,7 @@
         </w:tc>
         <w:tc>
           <w:tcPr>
-            <w:tcW w:w="1989" w:type="dxa"/>
+            <w:tcW w:w="1931" w:type="dxa"/>
           </w:tcPr>
           <w:p>
             <w:pPr>
@@ -2483,7 +2480,7 @@
         </w:tc>
         <w:tc>
           <w:tcPr>
-            <w:tcW w:w="1275" w:type="dxa"/>
+            <w:tcW w:w="1140" w:type="dxa"/>
           </w:tcPr>
           <w:p>
             <w:pPr>
@@ -2503,7 +2500,7 @@
         </w:tc>
         <w:tc>
           <w:tcPr>
-            <w:tcW w:w="871" w:type="dxa"/>
+            <w:tcW w:w="1065" w:type="dxa"/>
           </w:tcPr>
           <w:p>
             <w:pPr>
@@ -2523,7 +2520,7 @@
         </w:tc>
         <w:tc>
           <w:tcPr>
-            <w:tcW w:w="2519" w:type="dxa"/>
+            <w:tcW w:w="2460" w:type="dxa"/>
           </w:tcPr>
           <w:p>
             <w:pPr>
@@ -2555,7 +2552,7 @@
         </w:trPr>
         <w:tc>
           <w:tcPr>
-            <w:tcW w:w="722" w:type="dxa"/>
+            <w:tcW w:w="780" w:type="dxa"/>
           </w:tcPr>
           <w:p>
             <w:pPr>
@@ -2582,7 +2579,7 @@
         </w:tc>
         <w:tc>
           <w:tcPr>
-            <w:tcW w:w="1989" w:type="dxa"/>
+            <w:tcW w:w="1931" w:type="dxa"/>
           </w:tcPr>
           <w:p>
             <w:pPr>
@@ -2603,15 +2600,7 @@
                 <w:rFonts w:ascii="Calibri" w:hAnsi="Calibri" w:cs="Calibri"/>
                 <w:szCs w:val="24"/>
               </w:rPr>
-              <w:t xml:space="preserve">efficient evaluation and </w:t>
-            </w:r>
-            <w:r>
-              <w:rPr>
-                <w:rFonts w:ascii="Calibri" w:hAnsi="Calibri" w:cs="Calibri"/>
-                <w:szCs w:val="24"/>
-              </w:rPr>
-              <w:lastRenderedPageBreak/>
-              <w:t>log processing workflow.</w:t>
+              <w:t>efficient evaluation and log processing workflow.</w:t>
             </w:r>
           </w:p>
         </w:tc>
@@ -2631,16 +2620,7 @@
                 <w:rFonts w:ascii="Calibri" w:hAnsi="Calibri" w:cs="Calibri"/>
                 <w:szCs w:val="24"/>
               </w:rPr>
-              <w:lastRenderedPageBreak/>
-              <w:t xml:space="preserve">The original process for handling data was verly </w:t>
-            </w:r>
-            <w:r>
-              <w:rPr>
-                <w:rFonts w:ascii="Calibri" w:hAnsi="Calibri" w:cs="Calibri"/>
-                <w:szCs w:val="24"/>
-              </w:rPr>
-              <w:lastRenderedPageBreak/>
-              <w:t xml:space="preserve">manual and very time consuming. Each metric log had to individually be converted to .dat then to .csv files, and then finally excel. </w:t>
+              <w:t xml:space="preserve">The original process for handling data was verly manual and very time consuming. Each metric log had to individually be converted to .dat then to .csv files, and then finally excel. </w:t>
             </w:r>
           </w:p>
         </w:tc>
@@ -2660,7 +2640,6 @@
                 <w:rFonts w:ascii="Calibri" w:hAnsi="Calibri" w:cs="Calibri"/>
                 <w:szCs w:val="24"/>
               </w:rPr>
-              <w:lastRenderedPageBreak/>
               <w:t>22/05/25</w:t>
             </w:r>
           </w:p>
@@ -2727,7 +2706,7 @@
         </w:tc>
         <w:tc>
           <w:tcPr>
-            <w:tcW w:w="1275" w:type="dxa"/>
+            <w:tcW w:w="1140" w:type="dxa"/>
           </w:tcPr>
           <w:p>
             <w:pPr>
@@ -2747,7 +2726,7 @@
         </w:tc>
         <w:tc>
           <w:tcPr>
-            <w:tcW w:w="871" w:type="dxa"/>
+            <w:tcW w:w="1065" w:type="dxa"/>
           </w:tcPr>
           <w:p>
             <w:pPr>
@@ -2763,29 +2742,21 @@
         </w:tc>
         <w:tc>
           <w:tcPr>
-            <w:tcW w:w="2519" w:type="dxa"/>
-          </w:tcPr>
-          <w:p>
-            <w:pPr>
-              <w:rPr>
-                <w:rFonts w:ascii="Calibri" w:hAnsi="Calibri" w:cs="Calibri"/>
-                <w:szCs w:val="24"/>
-              </w:rPr>
-            </w:pPr>
-            <w:r>
-              <w:rPr>
-                <w:rFonts w:ascii="Calibri" w:hAnsi="Calibri" w:cs="Calibri"/>
-                <w:szCs w:val="24"/>
-              </w:rPr>
-              <w:t xml:space="preserve">Decoding raw logs directly into .txt format </w:t>
-            </w:r>
-            <w:r>
-              <w:rPr>
-                <w:rFonts w:ascii="Calibri" w:hAnsi="Calibri" w:cs="Calibri"/>
-                <w:szCs w:val="24"/>
-              </w:rPr>
-              <w:lastRenderedPageBreak/>
-              <w:t>then using a Python script to extract and export data. This</w:t>
+            <w:tcW w:w="2460" w:type="dxa"/>
+          </w:tcPr>
+          <w:p>
+            <w:pPr>
+              <w:rPr>
+                <w:rFonts w:ascii="Calibri" w:hAnsi="Calibri" w:cs="Calibri"/>
+                <w:szCs w:val="24"/>
+              </w:rPr>
+            </w:pPr>
+            <w:r>
+              <w:rPr>
+                <w:rFonts w:ascii="Calibri" w:hAnsi="Calibri" w:cs="Calibri"/>
+                <w:szCs w:val="24"/>
+              </w:rPr>
+              <w:t>Decoding raw logs directly into .txt format then using a Python script to extract and export data. This</w:t>
             </w:r>
             <w:r>
               <w:rPr>
@@ -2803,21 +2774,20 @@
         </w:trPr>
         <w:tc>
           <w:tcPr>
-            <w:tcW w:w="722" w:type="dxa"/>
-          </w:tcPr>
-          <w:p>
-            <w:pPr>
-              <w:rPr>
-                <w:rFonts w:ascii="Calibri" w:hAnsi="Calibri" w:cs="Calibri"/>
-                <w:szCs w:val="24"/>
-              </w:rPr>
-            </w:pPr>
-            <w:r>
-              <w:rPr>
-                <w:rFonts w:ascii="Calibri" w:hAnsi="Calibri" w:cs="Calibri"/>
-                <w:szCs w:val="24"/>
-              </w:rPr>
-              <w:lastRenderedPageBreak/>
+            <w:tcW w:w="780" w:type="dxa"/>
+          </w:tcPr>
+          <w:p>
+            <w:pPr>
+              <w:rPr>
+                <w:rFonts w:ascii="Calibri" w:hAnsi="Calibri" w:cs="Calibri"/>
+                <w:szCs w:val="24"/>
+              </w:rPr>
+            </w:pPr>
+            <w:r>
+              <w:rPr>
+                <w:rFonts w:ascii="Calibri" w:hAnsi="Calibri" w:cs="Calibri"/>
+                <w:szCs w:val="24"/>
+              </w:rPr>
               <w:t>1</w:t>
             </w:r>
             <w:r>
@@ -2831,7 +2801,7 @@
         </w:tc>
         <w:tc>
           <w:tcPr>
-            <w:tcW w:w="1989" w:type="dxa"/>
+            <w:tcW w:w="1931" w:type="dxa"/>
           </w:tcPr>
           <w:p>
             <w:pPr>
@@ -2953,7 +2923,7 @@
         </w:tc>
         <w:tc>
           <w:tcPr>
-            <w:tcW w:w="1275" w:type="dxa"/>
+            <w:tcW w:w="1140" w:type="dxa"/>
           </w:tcPr>
           <w:p>
             <w:pPr>
@@ -2977,7 +2947,7 @@
         </w:tc>
         <w:tc>
           <w:tcPr>
-            <w:tcW w:w="871" w:type="dxa"/>
+            <w:tcW w:w="1065" w:type="dxa"/>
           </w:tcPr>
           <w:p>
             <w:pPr>
@@ -2995,7 +2965,7 @@
         </w:tc>
         <w:tc>
           <w:tcPr>
-            <w:tcW w:w="2519" w:type="dxa"/>
+            <w:tcW w:w="2460" w:type="dxa"/>
           </w:tcPr>
           <w:p>
             <w:pPr>
@@ -3018,7 +2988,7 @@
         </w:trPr>
         <w:tc>
           <w:tcPr>
-            <w:tcW w:w="722" w:type="dxa"/>
+            <w:tcW w:w="780" w:type="dxa"/>
           </w:tcPr>
           <w:p>
             <w:pPr>
@@ -3038,31 +3008,19 @@
         </w:tc>
         <w:tc>
           <w:tcPr>
-            <w:tcW w:w="1989" w:type="dxa"/>
-          </w:tcPr>
-          <w:p>
-            <w:pPr>
-              <w:rPr>
-                <w:rFonts w:ascii="Calibri" w:hAnsi="Calibri" w:cs="Calibri"/>
-              </w:rPr>
-            </w:pPr>
-            <w:r>
-              <w:rPr>
-                <w:rFonts w:ascii="Calibri" w:hAnsi="Calibri" w:cs="Calibri"/>
-              </w:rPr>
-              <w:t xml:space="preserve">OneDrive deleting </w:t>
-            </w:r>
-            <w:r>
-              <w:rPr>
-                <w:rFonts w:ascii="Calibri" w:hAnsi="Calibri" w:cs="Calibri"/>
-              </w:rPr>
-              <w:t>files at random</w:t>
-            </w:r>
-            <w:r>
-              <w:rPr>
-                <w:rFonts w:ascii="Calibri" w:hAnsi="Calibri" w:cs="Calibri"/>
-              </w:rPr>
-              <w:t>.</w:t>
+            <w:tcW w:w="1931" w:type="dxa"/>
+          </w:tcPr>
+          <w:p>
+            <w:pPr>
+              <w:rPr>
+                <w:rFonts w:ascii="Calibri" w:hAnsi="Calibri" w:cs="Calibri"/>
+              </w:rPr>
+            </w:pPr>
+            <w:r>
+              <w:rPr>
+                <w:rFonts w:ascii="Calibri" w:hAnsi="Calibri" w:cs="Calibri"/>
+              </w:rPr>
+              <w:t>Accidental deletion of Ubuntu Data results before uploading on OneDrive</w:t>
             </w:r>
           </w:p>
         </w:tc>
@@ -3080,39 +3038,27 @@
               <w:rPr>
                 <w:rFonts w:ascii="Calibri" w:hAnsi="Calibri" w:cs="Calibri"/>
               </w:rPr>
-              <w:t xml:space="preserve">Non-critical project files were deleted by </w:t>
-            </w:r>
-            <w:r>
-              <w:rPr>
-                <w:rFonts w:ascii="Calibri" w:hAnsi="Calibri" w:cs="Calibri"/>
-              </w:rPr>
-              <w:t>Microsoft OneDrive for no apparent reason</w:t>
-            </w:r>
-            <w:r>
-              <w:rPr>
-                <w:rFonts w:ascii="Calibri" w:hAnsi="Calibri" w:cs="Calibri"/>
-              </w:rPr>
-              <w:t xml:space="preserve"> on July 9</w:t>
-            </w:r>
-            <w:r>
-              <w:rPr>
-                <w:rFonts w:ascii="Calibri" w:hAnsi="Calibri" w:cs="Calibri"/>
-                <w:vertAlign w:val="superscript"/>
-              </w:rPr>
-              <w:t>th</w:t>
-            </w:r>
-            <w:r>
-              <w:rPr>
-                <w:rFonts w:ascii="Calibri" w:hAnsi="Calibri" w:cs="Calibri"/>
-              </w:rPr>
-              <w:t xml:space="preserve"> 2025</w:t>
-            </w:r>
-            <w:r>
-              <w:rPr>
-                <w:rFonts w:ascii="Calibri" w:hAnsi="Calibri" w:cs="Calibri"/>
-              </w:rPr>
-              <w:t>.</w:t>
-            </w:r>
+              <w:t xml:space="preserve">Data loss of essential </w:t>
+            </w:r>
+            <w:r>
+              <w:rPr>
+                <w:rFonts w:ascii="Calibri" w:hAnsi="Calibri" w:cs="Calibri"/>
+              </w:rPr>
+              <w:t xml:space="preserve">results needed </w:t>
+            </w:r>
+            <w:r>
+              <w:rPr>
+                <w:rFonts w:ascii="Calibri" w:hAnsi="Calibri" w:cs="Calibri"/>
+              </w:rPr>
+              <w:t xml:space="preserve">for Project deliverable. </w:t>
+            </w:r>
+          </w:p>
+          <w:p>
+            <w:pPr>
+              <w:rPr>
+                <w:rFonts w:ascii="Calibri" w:hAnsi="Calibri" w:cs="Calibri"/>
+              </w:rPr>
+            </w:pPr>
           </w:p>
         </w:tc>
         <w:tc>
@@ -3129,7 +3075,13 @@
               <w:rPr>
                 <w:rFonts w:ascii="Calibri" w:hAnsi="Calibri" w:cs="Calibri"/>
               </w:rPr>
-              <w:t>13/10/25</w:t>
+              <w:t>25</w:t>
+            </w:r>
+            <w:r>
+              <w:rPr>
+                <w:rFonts w:ascii="Calibri" w:hAnsi="Calibri" w:cs="Calibri"/>
+              </w:rPr>
+              <w:t>/09/25</w:t>
             </w:r>
           </w:p>
         </w:tc>
@@ -3147,30 +3099,30 @@
               <w:rPr>
                 <w:rFonts w:ascii="Calibri" w:hAnsi="Calibri" w:cs="Calibri"/>
               </w:rPr>
+              <w:t>Nathan</w:t>
+            </w:r>
+          </w:p>
+        </w:tc>
+        <w:tc>
+          <w:tcPr>
+            <w:tcW w:w="1171" w:type="dxa"/>
+          </w:tcPr>
+          <w:p>
+            <w:pPr>
+              <w:rPr>
+                <w:rFonts w:ascii="Calibri" w:hAnsi="Calibri" w:cs="Calibri"/>
+              </w:rPr>
+            </w:pPr>
+            <w:r>
+              <w:rPr>
+                <w:rFonts w:ascii="Calibri" w:hAnsi="Calibri" w:cs="Calibri"/>
+              </w:rPr>
               <w:t>Thomas</w:t>
             </w:r>
           </w:p>
         </w:tc>
         <w:tc>
           <w:tcPr>
-            <w:tcW w:w="1171" w:type="dxa"/>
-          </w:tcPr>
-          <w:p>
-            <w:pPr>
-              <w:rPr>
-                <w:rFonts w:ascii="Calibri" w:hAnsi="Calibri" w:cs="Calibri"/>
-              </w:rPr>
-            </w:pPr>
-            <w:r>
-              <w:rPr>
-                <w:rFonts w:ascii="Calibri" w:hAnsi="Calibri" w:cs="Calibri"/>
-              </w:rPr>
-              <w:t>Thomas</w:t>
-            </w:r>
-          </w:p>
-        </w:tc>
-        <w:tc>
-          <w:tcPr>
             <w:tcW w:w="973" w:type="dxa"/>
           </w:tcPr>
           <w:p>
@@ -3183,43 +3135,37 @@
               <w:rPr>
                 <w:rFonts w:ascii="Calibri" w:hAnsi="Calibri" w:cs="Calibri"/>
               </w:rPr>
-              <w:t>M</w:t>
-            </w:r>
-          </w:p>
-        </w:tc>
-        <w:tc>
-          <w:tcPr>
-            <w:tcW w:w="1275" w:type="dxa"/>
-          </w:tcPr>
-          <w:p>
-            <w:pPr>
-              <w:rPr>
-                <w:rFonts w:ascii="Calibri" w:hAnsi="Calibri" w:cs="Calibri"/>
-              </w:rPr>
-            </w:pPr>
-            <w:r>
-              <w:rPr>
-                <w:rFonts w:ascii="Calibri" w:hAnsi="Calibri" w:cs="Calibri"/>
-              </w:rPr>
-              <w:t>2</w:t>
-            </w:r>
-            <w:r>
-              <w:rPr>
-                <w:rFonts w:ascii="Calibri" w:hAnsi="Calibri" w:cs="Calibri"/>
-              </w:rPr>
-              <w:t>0</w:t>
-            </w:r>
-            <w:r>
-              <w:rPr>
-                <w:rFonts w:ascii="Calibri" w:hAnsi="Calibri" w:cs="Calibri"/>
-              </w:rPr>
-              <w:t>/10/25</w:t>
-            </w:r>
-          </w:p>
-        </w:tc>
-        <w:tc>
-          <w:tcPr>
-            <w:tcW w:w="871" w:type="dxa"/>
+              <w:t>H</w:t>
+            </w:r>
+          </w:p>
+        </w:tc>
+        <w:tc>
+          <w:tcPr>
+            <w:tcW w:w="1140" w:type="dxa"/>
+          </w:tcPr>
+          <w:p>
+            <w:pPr>
+              <w:rPr>
+                <w:rFonts w:ascii="Calibri" w:hAnsi="Calibri" w:cs="Calibri"/>
+              </w:rPr>
+            </w:pPr>
+            <w:r>
+              <w:rPr>
+                <w:rFonts w:ascii="Calibri" w:hAnsi="Calibri" w:cs="Calibri"/>
+              </w:rPr>
+              <w:t>25/09</w:t>
+            </w:r>
+            <w:r>
+              <w:rPr>
+                <w:rFonts w:ascii="Calibri" w:hAnsi="Calibri" w:cs="Calibri"/>
+              </w:rPr>
+              <w:t>/25</w:t>
+            </w:r>
+          </w:p>
+        </w:tc>
+        <w:tc>
+          <w:tcPr>
+            <w:tcW w:w="1065" w:type="dxa"/>
           </w:tcPr>
           <w:p>
             <w:pPr>
@@ -3237,19 +3183,25 @@
         </w:tc>
         <w:tc>
           <w:tcPr>
-            <w:tcW w:w="2519" w:type="dxa"/>
-          </w:tcPr>
-          <w:p>
-            <w:pPr>
-              <w:rPr>
-                <w:rFonts w:ascii="Calibri" w:hAnsi="Calibri" w:cs="Calibri"/>
-              </w:rPr>
-            </w:pPr>
-            <w:r>
-              <w:rPr>
-                <w:rFonts w:ascii="Calibri" w:hAnsi="Calibri" w:cs="Calibri"/>
-              </w:rPr>
-              <w:t>Files were restored from backups and the OneDrive recycle bin.</w:t>
+            <w:tcW w:w="2460" w:type="dxa"/>
+          </w:tcPr>
+          <w:p>
+            <w:pPr>
+              <w:rPr>
+                <w:rFonts w:ascii="Calibri" w:hAnsi="Calibri" w:cs="Calibri"/>
+              </w:rPr>
+            </w:pPr>
+            <w:r>
+              <w:rPr>
+                <w:rFonts w:ascii="Calibri" w:hAnsi="Calibri" w:cs="Calibri"/>
+              </w:rPr>
+              <w:t xml:space="preserve">Reinstalled </w:t>
+            </w:r>
+            <w:r>
+              <w:rPr>
+                <w:rFonts w:ascii="Calibri" w:hAnsi="Calibri" w:cs="Calibri"/>
+              </w:rPr>
+              <w:t>and Configured Ubuntu to rerun evaluation and log the results</w:t>
             </w:r>
           </w:p>
         </w:tc>
@@ -3260,27 +3212,283 @@
         </w:trPr>
         <w:tc>
           <w:tcPr>
-            <w:tcW w:w="722" w:type="dxa"/>
-          </w:tcPr>
-          <w:p>
-            <w:pPr>
-              <w:rPr>
-                <w:rFonts w:ascii="Calibri" w:hAnsi="Calibri" w:cs="Calibri"/>
-                <w:szCs w:val="24"/>
-              </w:rPr>
-            </w:pPr>
-            <w:r>
-              <w:rPr>
-                <w:rFonts w:ascii="Calibri" w:hAnsi="Calibri" w:cs="Calibri"/>
-                <w:szCs w:val="24"/>
-              </w:rPr>
-              <w:t>14</w:t>
-            </w:r>
-          </w:p>
-        </w:tc>
-        <w:tc>
-          <w:tcPr>
-            <w:tcW w:w="1989" w:type="dxa"/>
+            <w:tcW w:w="780" w:type="dxa"/>
+          </w:tcPr>
+          <w:p>
+            <w:pPr>
+              <w:rPr>
+                <w:rFonts w:ascii="Calibri" w:hAnsi="Calibri" w:cs="Calibri"/>
+                <w:szCs w:val="24"/>
+              </w:rPr>
+            </w:pPr>
+            <w:r>
+              <w:rPr>
+                <w:rFonts w:ascii="Calibri" w:hAnsi="Calibri" w:cs="Calibri"/>
+                <w:szCs w:val="24"/>
+              </w:rPr>
+              <w:t>1</w:t>
+            </w:r>
+            <w:r>
+              <w:rPr>
+                <w:rFonts w:ascii="Calibri" w:hAnsi="Calibri" w:cs="Calibri"/>
+                <w:szCs w:val="24"/>
+              </w:rPr>
+              <w:t>4</w:t>
+            </w:r>
+          </w:p>
+        </w:tc>
+        <w:tc>
+          <w:tcPr>
+            <w:tcW w:w="1931" w:type="dxa"/>
+          </w:tcPr>
+          <w:p>
+            <w:pPr>
+              <w:rPr>
+                <w:rFonts w:ascii="Calibri" w:hAnsi="Calibri" w:cs="Calibri"/>
+              </w:rPr>
+            </w:pPr>
+            <w:r>
+              <w:rPr>
+                <w:rFonts w:ascii="Calibri" w:hAnsi="Calibri" w:cs="Calibri"/>
+              </w:rPr>
+              <w:t xml:space="preserve">OneDrive deleting </w:t>
+            </w:r>
+            <w:r>
+              <w:rPr>
+                <w:rFonts w:ascii="Calibri" w:hAnsi="Calibri" w:cs="Calibri"/>
+              </w:rPr>
+              <w:t>files at random</w:t>
+            </w:r>
+            <w:r>
+              <w:rPr>
+                <w:rFonts w:ascii="Calibri" w:hAnsi="Calibri" w:cs="Calibri"/>
+              </w:rPr>
+              <w:t>.</w:t>
+            </w:r>
+          </w:p>
+        </w:tc>
+        <w:tc>
+          <w:tcPr>
+            <w:tcW w:w="3238" w:type="dxa"/>
+          </w:tcPr>
+          <w:p>
+            <w:pPr>
+              <w:rPr>
+                <w:rFonts w:ascii="Calibri" w:hAnsi="Calibri" w:cs="Calibri"/>
+              </w:rPr>
+            </w:pPr>
+            <w:r>
+              <w:rPr>
+                <w:rFonts w:ascii="Calibri" w:hAnsi="Calibri" w:cs="Calibri"/>
+              </w:rPr>
+              <w:t xml:space="preserve">Non-critical project files were deleted by </w:t>
+            </w:r>
+            <w:r>
+              <w:rPr>
+                <w:rFonts w:ascii="Calibri" w:hAnsi="Calibri" w:cs="Calibri"/>
+              </w:rPr>
+              <w:t>Microsoft OneDrive for no apparent reason</w:t>
+            </w:r>
+            <w:r>
+              <w:rPr>
+                <w:rFonts w:ascii="Calibri" w:hAnsi="Calibri" w:cs="Calibri"/>
+              </w:rPr>
+              <w:t xml:space="preserve"> on July 9</w:t>
+            </w:r>
+            <w:r>
+              <w:rPr>
+                <w:rFonts w:ascii="Calibri" w:hAnsi="Calibri" w:cs="Calibri"/>
+                <w:vertAlign w:val="superscript"/>
+              </w:rPr>
+              <w:t>th</w:t>
+            </w:r>
+            <w:r>
+              <w:rPr>
+                <w:rFonts w:ascii="Calibri" w:hAnsi="Calibri" w:cs="Calibri"/>
+              </w:rPr>
+              <w:t xml:space="preserve"> 2025</w:t>
+            </w:r>
+            <w:r>
+              <w:rPr>
+                <w:rFonts w:ascii="Calibri" w:hAnsi="Calibri" w:cs="Calibri"/>
+              </w:rPr>
+              <w:t>.</w:t>
+            </w:r>
+          </w:p>
+        </w:tc>
+        <w:tc>
+          <w:tcPr>
+            <w:tcW w:w="1260" w:type="dxa"/>
+          </w:tcPr>
+          <w:p>
+            <w:pPr>
+              <w:rPr>
+                <w:rFonts w:ascii="Calibri" w:hAnsi="Calibri" w:cs="Calibri"/>
+              </w:rPr>
+            </w:pPr>
+            <w:r>
+              <w:rPr>
+                <w:rFonts w:ascii="Calibri" w:hAnsi="Calibri" w:cs="Calibri"/>
+              </w:rPr>
+              <w:t>13/10/25</w:t>
+            </w:r>
+          </w:p>
+        </w:tc>
+        <w:tc>
+          <w:tcPr>
+            <w:tcW w:w="1036" w:type="dxa"/>
+          </w:tcPr>
+          <w:p>
+            <w:pPr>
+              <w:rPr>
+                <w:rFonts w:ascii="Calibri" w:hAnsi="Calibri" w:cs="Calibri"/>
+              </w:rPr>
+            </w:pPr>
+            <w:r>
+              <w:rPr>
+                <w:rFonts w:ascii="Calibri" w:hAnsi="Calibri" w:cs="Calibri"/>
+              </w:rPr>
+              <w:t>Thomas</w:t>
+            </w:r>
+          </w:p>
+        </w:tc>
+        <w:tc>
+          <w:tcPr>
+            <w:tcW w:w="1171" w:type="dxa"/>
+          </w:tcPr>
+          <w:p>
+            <w:pPr>
+              <w:rPr>
+                <w:rFonts w:ascii="Calibri" w:hAnsi="Calibri" w:cs="Calibri"/>
+              </w:rPr>
+            </w:pPr>
+            <w:r>
+              <w:rPr>
+                <w:rFonts w:ascii="Calibri" w:hAnsi="Calibri" w:cs="Calibri"/>
+              </w:rPr>
+              <w:t>Thomas</w:t>
+            </w:r>
+          </w:p>
+        </w:tc>
+        <w:tc>
+          <w:tcPr>
+            <w:tcW w:w="973" w:type="dxa"/>
+          </w:tcPr>
+          <w:p>
+            <w:pPr>
+              <w:rPr>
+                <w:rFonts w:ascii="Calibri" w:hAnsi="Calibri" w:cs="Calibri"/>
+              </w:rPr>
+            </w:pPr>
+            <w:r>
+              <w:rPr>
+                <w:rFonts w:ascii="Calibri" w:hAnsi="Calibri" w:cs="Calibri"/>
+              </w:rPr>
+              <w:t>M</w:t>
+            </w:r>
+          </w:p>
+        </w:tc>
+        <w:tc>
+          <w:tcPr>
+            <w:tcW w:w="1140" w:type="dxa"/>
+          </w:tcPr>
+          <w:p>
+            <w:pPr>
+              <w:rPr>
+                <w:rFonts w:ascii="Calibri" w:hAnsi="Calibri" w:cs="Calibri"/>
+              </w:rPr>
+            </w:pPr>
+            <w:r>
+              <w:rPr>
+                <w:rFonts w:ascii="Calibri" w:hAnsi="Calibri" w:cs="Calibri"/>
+              </w:rPr>
+              <w:t>2</w:t>
+            </w:r>
+            <w:r>
+              <w:rPr>
+                <w:rFonts w:ascii="Calibri" w:hAnsi="Calibri" w:cs="Calibri"/>
+              </w:rPr>
+              <w:t>0</w:t>
+            </w:r>
+            <w:r>
+              <w:rPr>
+                <w:rFonts w:ascii="Calibri" w:hAnsi="Calibri" w:cs="Calibri"/>
+              </w:rPr>
+              <w:t>/10/25</w:t>
+            </w:r>
+          </w:p>
+        </w:tc>
+        <w:tc>
+          <w:tcPr>
+            <w:tcW w:w="1065" w:type="dxa"/>
+          </w:tcPr>
+          <w:p>
+            <w:pPr>
+              <w:rPr>
+                <w:rFonts w:ascii="Calibri" w:hAnsi="Calibri" w:cs="Calibri"/>
+              </w:rPr>
+            </w:pPr>
+            <w:r>
+              <w:rPr>
+                <w:rFonts w:ascii="Calibri" w:hAnsi="Calibri" w:cs="Calibri"/>
+              </w:rPr>
+              <w:t>Closed</w:t>
+            </w:r>
+          </w:p>
+        </w:tc>
+        <w:tc>
+          <w:tcPr>
+            <w:tcW w:w="2460" w:type="dxa"/>
+          </w:tcPr>
+          <w:p>
+            <w:pPr>
+              <w:rPr>
+                <w:rFonts w:ascii="Calibri" w:hAnsi="Calibri" w:cs="Calibri"/>
+              </w:rPr>
+            </w:pPr>
+            <w:r>
+              <w:rPr>
+                <w:rFonts w:ascii="Calibri" w:hAnsi="Calibri" w:cs="Calibri"/>
+              </w:rPr>
+              <w:t>Files were restored from backups and the OneDrive recycle bin.</w:t>
+            </w:r>
+          </w:p>
+        </w:tc>
+      </w:tr>
+      <w:tr>
+        <w:trPr>
+          <w:trHeight w:val="493"/>
+        </w:trPr>
+        <w:tc>
+          <w:tcPr>
+            <w:tcW w:w="780" w:type="dxa"/>
+          </w:tcPr>
+          <w:p>
+            <w:pPr>
+              <w:rPr>
+                <w:rFonts w:ascii="Calibri" w:hAnsi="Calibri" w:cs="Calibri"/>
+                <w:szCs w:val="24"/>
+              </w:rPr>
+            </w:pPr>
+            <w:r>
+              <w:rPr>
+                <w:rFonts w:ascii="Calibri" w:hAnsi="Calibri" w:cs="Calibri"/>
+                <w:szCs w:val="24"/>
+              </w:rPr>
+              <w:t>1</w:t>
+            </w:r>
+            <w:r>
+              <w:rPr>
+                <w:rFonts w:ascii="Calibri" w:hAnsi="Calibri" w:cs="Calibri"/>
+                <w:szCs w:val="24"/>
+              </w:rPr>
+              <w:t>5</w:t>
+            </w:r>
+          </w:p>
+        </w:tc>
+        <w:tc>
+          <w:tcPr>
+            <w:tcW w:w="1931" w:type="dxa"/>
           </w:tcPr>
           <w:p>
             <w:pPr>
@@ -3295,6 +3503,27 @@
               <w:t>Meeting Minutes documents lost versioning history.</w:t>
             </w:r>
           </w:p>
+          <w:p>
+            <w:pPr>
+              <w:rPr>
+                <w:rFonts w:ascii="Calibri" w:hAnsi="Calibri" w:cs="Calibri"/>
+              </w:rPr>
+            </w:pPr>
+          </w:p>
+          <w:p>
+            <w:pPr>
+              <w:rPr>
+                <w:rFonts w:ascii="Calibri" w:hAnsi="Calibri" w:cs="Calibri"/>
+              </w:rPr>
+            </w:pPr>
+          </w:p>
+          <w:p>
+            <w:pPr>
+              <w:rPr>
+                <w:rFonts w:ascii="Calibri" w:hAnsi="Calibri" w:cs="Calibri"/>
+              </w:rPr>
+            </w:pPr>
+          </w:p>
         </w:tc>
         <w:tc>
           <w:tcPr>
@@ -3346,7 +3575,13 @@
               <w:rPr>
                 <w:rFonts w:ascii="Calibri" w:hAnsi="Calibri" w:cs="Calibri"/>
               </w:rPr>
-              <w:t>Larissa, Charmi, Nathan, Win</w:t>
+              <w:t>Larissa</w:t>
+            </w:r>
+            <w:r>
+              <w:rPr>
+                <w:rFonts w:ascii="Calibri" w:hAnsi="Calibri" w:cs="Calibri"/>
+              </w:rPr>
+              <w:t>, Nathan, Win</w:t>
             </w:r>
           </w:p>
         </w:tc>
@@ -3366,6 +3601,12 @@
               </w:rPr>
               <w:t>Thomas</w:t>
             </w:r>
+            <w:r>
+              <w:rPr>
+                <w:rFonts w:ascii="Calibri" w:hAnsi="Calibri" w:cs="Calibri"/>
+              </w:rPr>
+              <w:t>, Larissa, Win, Nathan</w:t>
+            </w:r>
           </w:p>
         </w:tc>
         <w:tc>
@@ -3388,7 +3629,7 @@
         </w:tc>
         <w:tc>
           <w:tcPr>
-            <w:tcW w:w="1275" w:type="dxa"/>
+            <w:tcW w:w="1140" w:type="dxa"/>
           </w:tcPr>
           <w:p>
             <w:pPr>
@@ -3406,7 +3647,7 @@
         </w:tc>
         <w:tc>
           <w:tcPr>
-            <w:tcW w:w="871" w:type="dxa"/>
+            <w:tcW w:w="1065" w:type="dxa"/>
           </w:tcPr>
           <w:p>
             <w:pPr>
@@ -3424,7 +3665,7 @@
         </w:tc>
         <w:tc>
           <w:tcPr>
-            <w:tcW w:w="2519" w:type="dxa"/>
+            <w:tcW w:w="2460" w:type="dxa"/>
           </w:tcPr>
           <w:p>
             <w:pPr>
@@ -3442,8 +3683,157 @@
               <w:rPr>
                 <w:rFonts w:ascii="Calibri" w:hAnsi="Calibri" w:cs="Calibri"/>
               </w:rPr>
-              <w:t xml:space="preserve"> Version history cannot be restored.</w:t>
-            </w:r>
+              <w:t xml:space="preserve"> </w:t>
+            </w:r>
+            <w:r>
+              <w:rPr>
+                <w:rFonts w:ascii="Calibri" w:hAnsi="Calibri" w:cs="Calibri"/>
+              </w:rPr>
+              <w:t xml:space="preserve">Unfortunately </w:t>
+            </w:r>
+            <w:r>
+              <w:rPr>
+                <w:rFonts w:ascii="Calibri" w:hAnsi="Calibri" w:cs="Calibri"/>
+              </w:rPr>
+              <w:t>v</w:t>
+            </w:r>
+            <w:r>
+              <w:rPr>
+                <w:rFonts w:ascii="Calibri" w:hAnsi="Calibri" w:cs="Calibri"/>
+              </w:rPr>
+              <w:t>ersion history cannot be restored.</w:t>
+            </w:r>
+          </w:p>
+        </w:tc>
+      </w:tr>
+      <w:tr>
+        <w:trPr>
+          <w:trHeight w:val="300"/>
+        </w:trPr>
+        <w:tc>
+          <w:tcPr>
+            <w:tcW w:w="780" w:type="dxa"/>
+          </w:tcPr>
+          <w:p>
+            <w:pPr>
+              <w:rPr>
+                <w:rFonts w:ascii="Calibri" w:hAnsi="Calibri" w:cs="Calibri"/>
+              </w:rPr>
+            </w:pPr>
+            <w:r>
+              <w:rPr>
+                <w:rFonts w:ascii="Calibri" w:hAnsi="Calibri" w:cs="Calibri"/>
+              </w:rPr>
+              <w:t>16</w:t>
+            </w:r>
+          </w:p>
+        </w:tc>
+        <w:tc>
+          <w:tcPr>
+            <w:tcW w:w="1931" w:type="dxa"/>
+          </w:tcPr>
+          <w:p>
+            <w:pPr>
+              <w:rPr>
+                <w:rFonts w:ascii="Calibri" w:hAnsi="Calibri" w:cs="Calibri"/>
+              </w:rPr>
+            </w:pPr>
+          </w:p>
+        </w:tc>
+        <w:tc>
+          <w:tcPr>
+            <w:tcW w:w="3238" w:type="dxa"/>
+          </w:tcPr>
+          <w:p>
+            <w:pPr>
+              <w:rPr>
+                <w:rFonts w:ascii="Calibri" w:hAnsi="Calibri" w:cs="Calibri"/>
+              </w:rPr>
+            </w:pPr>
+          </w:p>
+        </w:tc>
+        <w:tc>
+          <w:tcPr>
+            <w:tcW w:w="1260" w:type="dxa"/>
+          </w:tcPr>
+          <w:p>
+            <w:pPr>
+              <w:rPr>
+                <w:rFonts w:ascii="Calibri" w:hAnsi="Calibri" w:cs="Calibri"/>
+              </w:rPr>
+            </w:pPr>
+          </w:p>
+        </w:tc>
+        <w:tc>
+          <w:tcPr>
+            <w:tcW w:w="1036" w:type="dxa"/>
+          </w:tcPr>
+          <w:p>
+            <w:pPr>
+              <w:rPr>
+                <w:rFonts w:ascii="Calibri" w:hAnsi="Calibri" w:cs="Calibri"/>
+              </w:rPr>
+            </w:pPr>
+          </w:p>
+        </w:tc>
+        <w:tc>
+          <w:tcPr>
+            <w:tcW w:w="1171" w:type="dxa"/>
+          </w:tcPr>
+          <w:p>
+            <w:pPr>
+              <w:rPr>
+                <w:rFonts w:ascii="Calibri" w:hAnsi="Calibri" w:cs="Calibri"/>
+              </w:rPr>
+            </w:pPr>
+          </w:p>
+        </w:tc>
+        <w:tc>
+          <w:tcPr>
+            <w:tcW w:w="973" w:type="dxa"/>
+          </w:tcPr>
+          <w:p>
+            <w:pPr>
+              <w:rPr>
+                <w:rFonts w:ascii="Calibri" w:hAnsi="Calibri" w:cs="Calibri"/>
+              </w:rPr>
+            </w:pPr>
+          </w:p>
+        </w:tc>
+        <w:tc>
+          <w:tcPr>
+            <w:tcW w:w="1140" w:type="dxa"/>
+          </w:tcPr>
+          <w:p>
+            <w:pPr>
+              <w:rPr>
+                <w:rFonts w:ascii="Calibri" w:hAnsi="Calibri" w:cs="Calibri"/>
+              </w:rPr>
+            </w:pPr>
+          </w:p>
+        </w:tc>
+        <w:tc>
+          <w:tcPr>
+            <w:tcW w:w="1065" w:type="dxa"/>
+          </w:tcPr>
+          <w:p>
+            <w:pPr>
+              <w:rPr>
+                <w:rFonts w:ascii="Calibri" w:hAnsi="Calibri" w:cs="Calibri"/>
+              </w:rPr>
+            </w:pPr>
+          </w:p>
+        </w:tc>
+        <w:tc>
+          <w:tcPr>
+            <w:tcW w:w="2460" w:type="dxa"/>
+          </w:tcPr>
+          <w:p>
+            <w:pPr>
+              <w:rPr>
+                <w:rFonts w:ascii="Calibri" w:hAnsi="Calibri" w:cs="Calibri"/>
+              </w:rPr>
+            </w:pPr>
           </w:p>
         </w:tc>
       </w:tr>
@@ -3509,7 +3899,7 @@
     <w:rPrDefault>
       <w:rPr>
         <w:rFonts w:ascii="Times New Roman" w:eastAsia="Times New Roman" w:hAnsi="Times New Roman" w:cs="Times New Roman"/>
-        <w:lang w:val="en-NZ" w:eastAsia="en-GB" w:bidi="ar-SA"/>
+        <w:lang w:val="en-NZ" w:eastAsia="en-NZ" w:bidi="my-MM"/>
       </w:rPr>
     </w:rPrDefault>
     <w:pPrDefault/>
@@ -3897,16 +4287,7 @@
     <w:name w:val="Table Grid"/>
     <w:basedOn w:val="TableNormal"/>
     <w:rsid w:val="000053EA"/>
-    <w:tblPr>
-      <w:tblBorders>
-        <w:top w:val="single" w:sz="4" w:space="0" w:color="auto"/>
-        <w:left w:val="single" w:sz="4" w:space="0" w:color="auto"/>
-        <w:bottom w:val="single" w:sz="4" w:space="0" w:color="auto"/>
-        <w:right w:val="single" w:sz="4" w:space="0" w:color="auto"/>
-        <w:insideH w:val="single" w:sz="4" w:space="0" w:color="auto"/>
-        <w:insideV w:val="single" w:sz="4" w:space="0" w:color="auto"/>
-      </w:tblBorders>
-    </w:tblPr>
+    <w:tblPr/>
   </w:style>
 </w:styles>
 </file>
